--- a/Submission Accompanying Documents/(En) Author Contribution Statement.docx
+++ b/Submission Accompanying Documents/(En) Author Contribution Statement.docx
@@ -63,9 +63,6 @@
     <w:p>
       <w:pPr>
         <w:ind w:firstLine="480"/>
-        <w:rPr>
-          <w:rFonts w:hint="eastAsia"/>
-        </w:rPr>
       </w:pPr>
       <w:r>
         <w:t xml:space="preserve">For details on the division of labor, please refer to the </w:t>
@@ -136,19 +133,7 @@
         <w:rPr>
           <w:rStyle w:val="a7"/>
         </w:rPr>
-        <w:t>https://www.elsevier.com/authors/policies-and-guidelines/credit-author-stat</w:t>
-      </w:r>
-      <w:r>
-        <w:rPr>
-          <w:rStyle w:val="a7"/>
-        </w:rPr>
-        <w:t>e</w:t>
-      </w:r>
-      <w:r>
-        <w:rPr>
-          <w:rStyle w:val="a7"/>
-        </w:rPr>
-        <w:t>ment</w:t>
+        <w:t>https://www.elsevier.com/authors/policies-and-guidelines/credit-author-statement</w:t>
       </w:r>
     </w:p>
     <w:p>
@@ -632,7 +617,7 @@
       <w:pPr>
         <w:ind w:firstLine="480"/>
         <w:rPr>
-          <w:rFonts w:eastAsiaTheme="minorEastAsia" w:hint="eastAsia"/>
+          <w:rFonts w:eastAsiaTheme="minorEastAsia"/>
         </w:rPr>
       </w:pPr>
       <w:r>
@@ -903,18 +888,40 @@
         <w:szCs w:val="20"/>
         <w:u w:val="single"/>
       </w:rPr>
-      <w:t>talicized manuscript title</w:t>
+      <w:t xml:space="preserve">talicized manuscript title </w:t>
     </w:r>
     <w:r>
       <w:rPr>
-        <w:rFonts w:eastAsiaTheme="minorEastAsia"/>
+        <w:rFonts w:eastAsiaTheme="minorEastAsia" w:hint="eastAsia"/>
         <w:i/>
         <w:iCs/>
         <w:sz w:val="20"/>
         <w:szCs w:val="20"/>
         <w:u w:val="single"/>
       </w:rPr>
-      <w:t xml:space="preserve"> </w:t>
+      <w:t>(</w:t>
+    </w:r>
+    <w:r>
+      <w:rPr>
+        <w:rFonts w:eastAsiaTheme="minorEastAsia" w:hint="eastAsia"/>
+        <w:i/>
+        <w:iCs/>
+        <w:sz w:val="20"/>
+        <w:szCs w:val="20"/>
+        <w:u w:val="single"/>
+      </w:rPr>
+      <w:t>斜体稿件标题</w:t>
+    </w:r>
+    <w:r>
+      <w:rPr>
+        <w:rFonts w:eastAsiaTheme="minorEastAsia" w:hint="eastAsia"/>
+        <w:i/>
+        <w:iCs/>
+        <w:sz w:val="20"/>
+        <w:szCs w:val="20"/>
+        <w:u w:val="single"/>
+      </w:rPr>
+      <w:t>)</w:t>
     </w:r>
     <w:r>
       <w:rPr>
